--- a/companies/meridian-actuarial/Engagements/Miller, Cook and Snyder/2017.12.04 - Status Report - Miller, Cook and Snyder v2 FINAL.docx
+++ b/companies/meridian-actuarial/Engagements/Miller, Cook and Snyder/2017.12.04 - Status Report - Miller, Cook and Snyder v2 FINAL.docx
@@ -7,213 +7,74 @@
         <w:pStyle w:val="Heading1"/>
       </w:pPr>
       <w:r>
-        <w:t>Status Report: Reserve Adequacy Review</w:t>
+        <w:t>Reserve Adequacy Review: Status Report</w:t>
       </w:r>
     </w:p>
     <w:p>
       <w:r>
-        <w:t>Prepared for Miller, Cook and Snyder by Megan Dudley, Actuarial Associate. Covering the period since the last working session.</w:t>
+        <w:t>Prepared for Miller, Cook and Snyder by Meridian Actuarial Advisors on December 4, 2017. Prepared by Megan Dudley, Actuarial Associate.</w:t>
       </w:r>
     </w:p>
     <w:p>
       <w:pPr>
-        <w:pStyle w:val="Heading1"/>
+        <w:pStyle w:val="Heading2"/>
       </w:pPr>
       <w:r>
-        <w:t>Status summary</w:t>
+        <w:t>Where the Engagement Stands</w:t>
       </w:r>
     </w:p>
     <w:p>
       <w:r>
-        <w:t>The review is at its midpoint. It is on scope and within budget. It is not at the point in the plan we expected to reach by now, for a reason documented below that we do not regard as a problem yet. The data reconciliation, which the plan treated as a short front-end task, has run long because the extract supplied for this review draws on a different population than the prior valuation used. Everything downstream of the reconciliation sits behind it. The assumption review has proceeded in parallel and is substantially complete apart from one item.</w:t>
+        <w:t>We are at the midpoint of the review, and the character of the work has changed in a way worth naming. For the first stretch our attention was on assembling your data and satisfying ourselves that it was complete and consistent; that stretch is behind us. The reconciliation of your reserve detail against your year-end records is finished, and we have turned to forming our own estimate of the reserves, which is the part the opinion ultimately rests on. Nothing we have seen so far changes the shape of the engagement or the roughly seven-month path we set out at the beginning. Measured against the fixed fee of $78,000, a little under half has been earned to date, which tracks the work completed and the schedule we agreed.</w:t>
+      </w:r>
+    </w:p>
+    <w:p>
+      <w:pPr>
+        <w:pStyle w:val="Heading2"/>
+      </w:pPr>
+      <w:r>
+        <w:t>What We Completed This Period</w:t>
       </w:r>
     </w:p>
     <w:p>
       <w:r>
-        <w:t>Stated in the order we prefer to state things. What the data show: the reconciliation is open on one plan, and the exhibits are partially built. What we are assuming: that the population difference resolves into an explained change in the extract logic rather than a change in what is being valued. What we conclude: the engagement can be delivered within the scope and fee of the engagement letter, provided the outstanding data question closes in the near term. The conclusion depends on the assumption, and we will say so again if the assumption stops holding.</w:t>
+        <w:t>The reconciliation was the substantial piece of this period, and David Sherman carried it. He reconstructed the reserve detail from the files your team supplied and tied it, line by line, to the financial records the reserves are carried against, working at the grouping level your own system produces so the two sets of figures meet directly. A single difference at the summary level, which we flagged early rather than let it sit, turned out to be a rounding artifact where the aggregate total had been rounded on its own; it is now documented and closed, with the source of the difference written down so it will not be reopened. The figures we are testing are therefore the figures you actually carry. That is not a small thing. It means the independent estimate we build from here rests on your own numbers and not on a reconstruction of them, and it lets us state plainly, when the report is written, exactly what we relied on and what we tested ourselves.</w:t>
+      </w:r>
+    </w:p>
+    <w:p>
+      <w:r>
+        <w:t>Alongside the reconciliation we began separating the assumptions behind the current reserves into two groups: those that regulation fixes, which we take as given, and those that rest on judgment, which are the ones the review actually tests. Keeping those apart from the start matters, because by the end they become two quite different conversations, and it is far easier to hold them separate throughout than to untangle them later. I have kept the assumption log current as we go, marking each input as measured or assumed, so that when the report is written it can show plainly which is which.</w:t>
       </w:r>
     </w:p>
     <w:p>
       <w:pPr>
-        <w:pStyle w:val="Heading1"/>
+        <w:pStyle w:val="Heading2"/>
       </w:pPr>
       <w:r>
-        <w:t>Accomplishments this period</w:t>
+        <w:t>The Work Ahead</w:t>
+      </w:r>
+    </w:p>
+    <w:p>
+      <w:r>
+        <w:t>Over the coming weeks the center of gravity moves to the independent estimate of the required reserves and the comparison against the figures you carry. The estimate is built up from the reconciled data segment by segment, so that when we set it beside your carried reserves the two are measured on the same footing. Where the two differ, we will attribute the difference to its sources rather than hand you a single net number that hides more than it tells; a difference traced to a particular assumption is a very different thing from one traced to how a block of obligations was grouped, and the report will keep them distinct. In parallel, Jennifer Vasquez is settling which of the board's questions the data can genuinely answer and which it cannot, so that the report commits only to what the work supports and is candid about the rest. As the estimate takes shape we will start drafting, holding to the structure we have described throughout: what the data show, what we assumed, and what we conclude, kept as three separate matters.</w:t>
       </w:r>
     </w:p>
     <w:p>
       <w:pPr>
-        <w:pStyle w:val="ListBullet"/>
+        <w:pStyle w:val="Heading2"/>
       </w:pPr>
       <w:r>
-        <w:t>Received and loaded the in-force extract and the reserve detail by plan.</w:t>
-      </w:r>
-    </w:p>
-    <w:p>
-      <w:pPr>
-        <w:pStyle w:val="ListBullet"/>
-      </w:pPr>
-      <w:r>
-        <w:t>Reconciled counts and totals for all plans but one against the prior valuation. David Sherman has documented the reconciliation and quantified the difference in the plan that does not tie.</w:t>
-      </w:r>
-    </w:p>
-    <w:p>
-      <w:pPr>
-        <w:pStyle w:val="ListBullet"/>
-      </w:pPr>
-      <w:r>
-        <w:t>Completed the inventory of assumptions in force and identified those changed since the prior valuation. Jennifer Vasquez has located documented basis for all of them except the lapse assumption.</w:t>
-      </w:r>
-    </w:p>
-    <w:p>
-      <w:pPr>
-        <w:pStyle w:val="ListBullet"/>
-      </w:pPr>
-      <w:r>
-        <w:t>Built the exhibit workbook shell and populated the tabs for the plans that reconcile. Each exhibit traces to a named input tab holding the extract as received.</w:t>
-      </w:r>
-    </w:p>
-    <w:p>
-      <w:pPr>
-        <w:pStyle w:val="ListBullet"/>
-      </w:pPr>
-      <w:r>
-        <w:t>Held a working session with your staff to walk the reconciliation and the assumption inventory, and agreed the treatment of any replacement extract.</w:t>
-      </w:r>
-    </w:p>
-    <w:p>
-      <w:pPr>
-        <w:pStyle w:val="Heading1"/>
-      </w:pPr>
-      <w:r>
-        <w:t>Upcoming work</w:t>
-      </w:r>
-    </w:p>
-    <w:p>
-      <w:pPr>
-        <w:pStyle w:val="ListBullet"/>
-      </w:pPr>
-      <w:r>
-        <w:t>Close the population question. If a replacement extract is required, reload from a full re-cut rather than a delta file.</w:t>
-      </w:r>
-    </w:p>
-    <w:p>
-      <w:pPr>
-        <w:pStyle w:val="ListBullet"/>
-      </w:pPr>
-      <w:r>
-        <w:t>Complete the calculated exhibits and put them through internal review.</w:t>
-      </w:r>
-    </w:p>
-    <w:p>
-      <w:pPr>
-        <w:pStyle w:val="ListBullet"/>
-      </w:pPr>
-      <w:r>
-        <w:t>Resolve the basis for the lapse assumption, or establish that no current study supports it and carry that as a finding rather than as a gap.</w:t>
-      </w:r>
-    </w:p>
-    <w:p>
-      <w:pPr>
-        <w:pStyle w:val="ListBullet"/>
-      </w:pPr>
-      <w:r>
-        <w:t>Draft the report. Jennifer Vasquez drafts; Robert Lawrence reviews and signs. Drafting does not begin until the exhibits are stable.</w:t>
-      </w:r>
-    </w:p>
-    <w:p>
-      <w:pPr>
-        <w:pStyle w:val="ListBullet"/>
-      </w:pPr>
-      <w:r>
-        <w:t>Deliver the workbook and the report and walk them with you before they go anywhere further.</w:t>
-      </w:r>
-    </w:p>
-    <w:p>
-      <w:pPr>
-        <w:pStyle w:val="Heading1"/>
-      </w:pPr>
-      <w:r>
-        <w:t>Risks</w:t>
+        <w:t>What Could Affect the Schedule</w:t>
       </w:r>
     </w:p>
     <w:p>
       <w:r>
-        <w:t>Three, in the order we would rank them.</w:t>
-      </w:r>
-    </w:p>
-    <w:p>
-      <w:pPr>
-        <w:pStyle w:val="ListBullet"/>
-      </w:pPr>
-      <w:r>
-        <w:t>The population question stays open. This is the one that matters. Every remaining task sits behind it, and the elapsed time it costs is time your staff spend answering, not time we spend working. If it does not close in the next few weeks, the delivery date becomes a conversation.</w:t>
-      </w:r>
-    </w:p>
-    <w:p>
-      <w:pPr>
-        <w:pStyle w:val="ListBullet"/>
-      </w:pPr>
-      <w:r>
-        <w:t>The lapse assumption basis is never located. This does not stop the work. It changes what the report says, and it changes it in a direction that is uncomfortable rather than fatal: we would disclose that the assumption in force is not supported by a current study, and we would state what we did in its place.</w:t>
-      </w:r>
-    </w:p>
-    <w:p>
-      <w:pPr>
-        <w:pStyle w:val="ListBullet"/>
-      </w:pPr>
-      <w:r>
-        <w:t>Scope movement. Nothing has moved. We raise it because the fee of $78,000 is fixed against the scope in the engagement letter, and the requests that erode a scope are individually reasonable ones. A change in the valuation date, or an additional scenario, would be quoted before any work on it begins.</w:t>
-      </w:r>
-    </w:p>
-    <w:p>
-      <w:pPr>
-        <w:pStyle w:val="Heading1"/>
-      </w:pPr>
-      <w:r>
-        <w:t>Budget</w:t>
+        <w:t>The main thing that could move the timeline is, as it has been from the start, the data. One assumption basis as it stood at the valuation date is still outstanding, and the estimate cannot be finalized until it is in hand; we have asked for it and do not expect it to be a difficulty. The other thing worth flagging now, so it is no surprise later, is the comparison itself. If it surfaces a genuine gap between the carried and the required reserves, Jennifer Vasquez will walk it through with your staff before any of us draws a conclusion from it, and we would raise it with you the moment it appears, well ahead of the final report.</w:t>
       </w:r>
     </w:p>
     <w:p>
       <w:r>
-        <w:t>Fees incurred to date are consistent with the work performed and remain within the fixed fee of $78,000 for the engagement as scoped. The reconciliation has taken more hours than planned and the assumption review has taken fewer. There is no request for additional fee in this report and we do not anticipate one on the current scope.</w:t>
-      </w:r>
-    </w:p>
-    <w:p>
-      <w:pPr>
-        <w:pStyle w:val="Heading1"/>
-      </w:pPr>
-      <w:r>
-        <w:t>What we would ask of you</w:t>
-      </w:r>
-    </w:p>
-    <w:p>
-      <w:pPr>
-        <w:pStyle w:val="ListBullet"/>
-      </w:pPr>
-      <w:r>
-        <w:t>An answer on the extract selection criteria. This is the whole critical path and nothing else on this list competes with it.</w:t>
-      </w:r>
-    </w:p>
-    <w:p>
-      <w:pPr>
-        <w:pStyle w:val="ListBullet"/>
-      </w:pPr>
-      <w:r>
-        <w:t>A name for the lapse study, if one exists, or confirmation that it does not.</w:t>
-      </w:r>
-    </w:p>
-    <w:p>
-      <w:pPr>
-        <w:pStyle w:val="ListBullet"/>
-      </w:pPr>
-      <w:r>
-        <w:t>Continued routing of data questions through the single channel agreed at kickoff. Parallel requests cost more than they save.</w:t>
-      </w:r>
-    </w:p>
-    <w:p>
-      <w:r>
-        <w:t>Nothing in this report is a conclusion about reserve adequacy. No conclusion has been reached and none will be until the exhibits are complete and reviewed. Questions on the work can come to me. Questions on scope should go to Robert Lawrence.</w:t>
+        <w:t>The one thing that keeps us on track is that outstanding assumption basis. Once it reaches us we can finalize the independent estimate and give you a first honest read of where the carried reserves stand, and we will send a short note the moment it is in hand.</w:t>
       </w:r>
     </w:p>
     <w:sectPr>
